--- a/output/docx/ru/BUFRCREX_CodeFlag_ru_25.docx
+++ b/output/docx/ru/BUFRCREX_CodeFlag_ru_25.docx
@@ -1580,7 +1580,7 @@
           <w:i/>
           <w:sz w:val="14"/>
         </w:rPr>
-        <w:t>Note 35: Дескриптор 0 25 009 исключен. Вместо него следует использовать дескриптор 0 25 029.</w:t>
+        <w:t>Note CF35: Дескриптор 0 25 009 исключен. Вместо него следует использовать дескриптор 0 25 029.</w:t>
       </w:r>
     </w:p>
     <w:p/>
@@ -8053,7 +8053,7 @@
           <w:i/>
           <w:sz w:val="14"/>
         </w:rPr>
-        <w:t>Note 60: Ни одна из кодовых цифр не исключает добавления интерполированных уровней по усмотрению центра-поставщика</w:t>
+        <w:t>Note CF60: Ни одна из кодовых цифр не исключает добавления интерполированных уровней по усмотрению центра-поставщика</w:t>
       </w:r>
     </w:p>
     <w:p/>
@@ -11264,7 +11264,7 @@
           <w:i/>
           <w:sz w:val="14"/>
         </w:rPr>
-        <w:t>Note 94: Там, где первоначальный метод передачи указывается кодовой цифрой 1, в целях получения достоверных значений данных, соответствующих дескриптору 0 01 012, рекомендуется следующее преобразование: Передаваемое значение Значение данных 0 0 1 45 2 90 3 135 4 180 5 225 6 270 7 315 8 360 9 511</w:t>
+        <w:t>Note CF94: Там, где первоначальный метод передачи указывается кодовой цифрой 1, в целях получения достоверных значений данных, соответствующих дескриптору 0 01 012, рекомендуется следующее преобразование: Передаваемое значение Значение данных 0 0 1 45 2 90 3 135 4 180 5 225 6 270 7 315 8 360 9 511</w:t>
       </w:r>
     </w:p>
     <w:p/>
@@ -11618,7 +11618,7 @@
           <w:i/>
           <w:sz w:val="14"/>
         </w:rPr>
-        <w:t>Note 95: Там, где первоначальный метод передачи указывается кодовой цифрой 1, в целях получения точных значений данных, соответствующих дескриптору 0 01 013, рекомендуется следующее преобразование: Передаваемое значение Значение данных 0 0 1 1 2 4 3 7 4 9 5 12 6 14 7 17 8 19 9 21 / 1023</w:t>
+        <w:t>Note CF95: Там, где первоначальный метод передачи указывается кодовой цифрой 1, в целях получения точных значений данных, соответствующих дескриптору 0 01 013, рекомендуется следующее преобразование: Передаваемое значение Значение данных 0 0 1 1 2 4 3 7 4 9 5 12 6 14 7 17 8 19 9 21 / 1023</w:t>
       </w:r>
     </w:p>
     <w:p/>
@@ -15583,7 +15583,7 @@
                 <w:b w:val="0"/>
                 <w:sz w:val="16"/>
               </w:rPr>
-              <w:t>Note 37: Отсутствующее значение для ненаправленных спектров.</w:t>
+              <w:t>(см. примечание)</w:t>
             </w:r>
           </w:p>
         </w:tc>
@@ -18231,7 +18231,7 @@
           <w:i/>
           <w:sz w:val="14"/>
         </w:rPr>
-        <w:t>Note 5: (0 = хорошее; 1 = плохое)</w:t>
+        <w:t>Note CF5: (0 = хорошее; 1 = плохое)</w:t>
       </w:r>
     </w:p>
     <w:p/>
@@ -18829,7 +18829,7 @@
           <w:i/>
           <w:sz w:val="14"/>
         </w:rPr>
-        <w:t>Note 5: (0 = хорошее; 1 = плохое)</w:t>
+        <w:t>Note CF5: (0 = хорошее; 1 = плохое)</w:t>
       </w:r>
     </w:p>
     <w:p/>
@@ -19954,7 +19954,7 @@
           <w:i/>
           <w:sz w:val="14"/>
         </w:rPr>
-        <w:t>Note 5: (0 = хорошее; 1 = плохое)</w:t>
+        <w:t>Note CF5: (0 = хорошее; 1 = плохое)</w:t>
       </w:r>
     </w:p>
     <w:p/>
@@ -20369,7 +20369,7 @@
           <w:i/>
           <w:sz w:val="14"/>
         </w:rPr>
-        <w:t>Note 5: (0 = хорошее; 1 = плохое)</w:t>
+        <w:t>Note CF5: (0 = хорошее; 1 = плохое)</w:t>
       </w:r>
     </w:p>
     <w:p/>
@@ -24678,7 +24678,7 @@
                 <w:b w:val="0"/>
                 <w:sz w:val="16"/>
               </w:rPr>
-              <w:t>Note 44: Последовательность 3 09 030 применять не следует по причине некорректного использования дескриптора 0 04 015; вместо нее следует использовать последовательность 3 09 031.</w:t>
+              <w:t>Note CF44: Руководство по приборам и методам наблюдений</w:t>
             </w:r>
           </w:p>
         </w:tc>
